--- a/3испсп/ЖЦИТ/3/ТестТребований.docx
+++ b/3испсп/ЖЦИТ/3/ТестТребований.docx
@@ -628,12 +628,56 @@
         <w:jc w:val="both"/>
         <w:rPr>
           <w:rFonts w:ascii="Times New Roman" w:eastAsiaTheme="minorHAnsi" w:hAnsi="Times New Roman" w:cs="Times New Roman"/>
+          <w:sz w:val="28"/>
+          <w:szCs w:val="28"/>
+          <w:lang w:eastAsia="en-US"/>
+        </w:rPr>
+      </w:pPr>
+      <w:r>
+        <w:rPr>
+          <w:rFonts w:ascii="Times New Roman" w:eastAsiaTheme="minorHAnsi" w:hAnsi="Times New Roman" w:cs="Times New Roman"/>
+          <w:sz w:val="28"/>
+          <w:szCs w:val="28"/>
+          <w:lang w:eastAsia="en-US"/>
+        </w:rPr>
+        <w:t>По сути, требования представляют собой определенный набор входных данных, на основании которых проводится проектирование ИС. Существует множество источников подобных данных (ведь в конечном итоге необходимо создать систему для большого числа пользователей с различными задачами), в связи с чем исходная информация является достаточно противоречивой, неструктурированной, изменяющейся во времени. Однако без этого этапа начать работу невозможно, так как именно согласие заказчика и разработчика-исполнителя по вопросам объема / содержания работ, временных и финансовых ограничений является критическим для выполнения проекта автоматизации.</w:t>
+      </w:r>
+    </w:p>
+    <w:p>
+      <w:pPr>
+        <w:pStyle w:val="a4"/>
+        <w:spacing w:after="0" w:line="240" w:lineRule="auto"/>
+        <w:ind w:left="0" w:firstLine="709"/>
+        <w:jc w:val="center"/>
+        <w:rPr>
+          <w:rFonts w:ascii="Times New Roman" w:eastAsiaTheme="minorHAnsi" w:hAnsi="Times New Roman" w:cs="Times New Roman"/>
+          <w:i/>
+          <w:sz w:val="28"/>
+          <w:szCs w:val="28"/>
+          <w:lang w:eastAsia="en-US"/>
+        </w:rPr>
+      </w:pPr>
+      <w:r>
+        <w:rPr>
+          <w:rFonts w:ascii="Times New Roman" w:eastAsiaTheme="minorHAnsi" w:hAnsi="Times New Roman" w:cs="Times New Roman"/>
           <w:b/>
           <w:sz w:val="28"/>
           <w:szCs w:val="28"/>
           <w:lang w:eastAsia="en-US"/>
         </w:rPr>
-      </w:pPr>
+        <w:lastRenderedPageBreak/>
+        <w:t>Задание</w:t>
+      </w:r>
+      <w:r>
+        <w:rPr>
+          <w:rFonts w:ascii="Times New Roman" w:eastAsiaTheme="minorHAnsi" w:hAnsi="Times New Roman" w:cs="Times New Roman"/>
+          <w:b/>
+          <w:sz w:val="28"/>
+          <w:szCs w:val="28"/>
+          <w:lang w:eastAsia="en-US"/>
+        </w:rPr>
+        <w:t xml:space="preserve"> 1</w:t>
+      </w:r>
     </w:p>
     <w:p>
       <w:pPr>
@@ -643,93 +687,10 @@
         <w:jc w:val="both"/>
         <w:rPr>
           <w:rFonts w:ascii="Times New Roman" w:eastAsiaTheme="minorHAnsi" w:hAnsi="Times New Roman" w:cs="Times New Roman"/>
-          <w:sz w:val="28"/>
-          <w:szCs w:val="28"/>
-          <w:lang w:eastAsia="en-US"/>
-        </w:rPr>
-      </w:pPr>
-      <w:r>
-        <w:rPr>
-          <w:rFonts w:ascii="Times New Roman" w:eastAsiaTheme="minorHAnsi" w:hAnsi="Times New Roman" w:cs="Times New Roman"/>
-          <w:sz w:val="28"/>
-          <w:szCs w:val="28"/>
-          <w:lang w:eastAsia="en-US"/>
-        </w:rPr>
-        <w:t xml:space="preserve">По сути, требования представляют собой определенный набор входных данных, на основании которых проводится проектирование ИС. Существует множество источников подобных данных (ведь в конечном итоге необходимо создать систему для большого числа пользователей с различными задачами), в связи с чем исходная информация является достаточно противоречивой, неструктурированной, изменяющейся во времени. Однако без этого этапа начать работу невозможно, так как именно согласие заказчика и разработчика-исполнителя по вопросам объема / содержания работ, </w:t>
-      </w:r>
-      <w:r>
-        <w:rPr>
-          <w:rFonts w:ascii="Times New Roman" w:eastAsiaTheme="minorHAnsi" w:hAnsi="Times New Roman" w:cs="Times New Roman"/>
-          <w:sz w:val="28"/>
-          <w:szCs w:val="28"/>
-          <w:lang w:eastAsia="en-US"/>
-        </w:rPr>
-        <w:lastRenderedPageBreak/>
-        <w:t>временных и финансовых ограничений является критическим для выполнения проекта автоматизации.</w:t>
-      </w:r>
-    </w:p>
-    <w:p>
-      <w:pPr>
-        <w:pStyle w:val="a4"/>
-        <w:spacing w:after="0" w:line="240" w:lineRule="auto"/>
-        <w:ind w:left="0" w:firstLine="709"/>
-        <w:jc w:val="both"/>
-        <w:rPr>
-          <w:rFonts w:ascii="Times New Roman" w:eastAsiaTheme="minorHAnsi" w:hAnsi="Times New Roman" w:cs="Times New Roman"/>
-          <w:b/>
-          <w:sz w:val="28"/>
-          <w:szCs w:val="28"/>
-          <w:lang w:eastAsia="en-US"/>
-        </w:rPr>
-      </w:pPr>
-    </w:p>
-    <w:p>
-      <w:pPr>
-        <w:pStyle w:val="a4"/>
-        <w:spacing w:after="0" w:line="240" w:lineRule="auto"/>
-        <w:ind w:left="0" w:firstLine="709"/>
-        <w:jc w:val="center"/>
-        <w:rPr>
-          <w:rFonts w:ascii="Times New Roman" w:eastAsiaTheme="minorHAnsi" w:hAnsi="Times New Roman" w:cs="Times New Roman"/>
           <w:i/>
           <w:sz w:val="28"/>
           <w:szCs w:val="28"/>
-          <w:lang w:eastAsia="en-US"/>
-        </w:rPr>
-      </w:pPr>
-      <w:r>
-        <w:rPr>
-          <w:rFonts w:ascii="Times New Roman" w:eastAsiaTheme="minorHAnsi" w:hAnsi="Times New Roman" w:cs="Times New Roman"/>
-          <w:b/>
-          <w:sz w:val="28"/>
-          <w:szCs w:val="28"/>
-          <w:lang w:eastAsia="en-US"/>
-        </w:rPr>
-        <w:t>Задание</w:t>
-      </w:r>
-      <w:r>
-        <w:rPr>
-          <w:rFonts w:ascii="Times New Roman" w:eastAsiaTheme="minorHAnsi" w:hAnsi="Times New Roman" w:cs="Times New Roman"/>
-          <w:b/>
-          <w:sz w:val="28"/>
-          <w:szCs w:val="28"/>
-          <w:lang w:eastAsia="en-US"/>
-        </w:rPr>
-        <w:t xml:space="preserve"> 1</w:t>
-      </w:r>
-    </w:p>
-    <w:p>
-      <w:pPr>
-        <w:pStyle w:val="a4"/>
-        <w:spacing w:after="0" w:line="240" w:lineRule="auto"/>
-        <w:ind w:left="0" w:firstLine="709"/>
-        <w:jc w:val="both"/>
-        <w:rPr>
-          <w:rFonts w:ascii="Times New Roman" w:eastAsiaTheme="minorHAnsi" w:hAnsi="Times New Roman" w:cs="Times New Roman"/>
-          <w:i/>
-          <w:sz w:val="28"/>
-          <w:szCs w:val="28"/>
-          <w:lang w:eastAsia="en-US"/>
+          <w:lang w:val="en-US" w:eastAsia="en-US"/>
         </w:rPr>
       </w:pPr>
       <w:r>
@@ -786,6 +747,21 @@
         </w:rPr>
         <w:t>это процесс, который позволяет выявить проблемы и устранить противоречия в требованиях ещё до начала разработки, а также избежать дорогостоящих доработок и изменений на поздних этапах проектов.</w:t>
       </w:r>
+    </w:p>
+    <w:p>
+      <w:pPr>
+        <w:pStyle w:val="a4"/>
+        <w:spacing w:after="0" w:line="240" w:lineRule="auto"/>
+        <w:ind w:left="0" w:firstLine="709"/>
+        <w:jc w:val="both"/>
+        <w:rPr>
+          <w:rFonts w:ascii="Times New Roman" w:eastAsiaTheme="minorHAnsi" w:hAnsi="Times New Roman" w:cs="Times New Roman"/>
+          <w:i/>
+          <w:sz w:val="28"/>
+          <w:szCs w:val="28"/>
+          <w:lang w:val="en-US" w:eastAsia="en-US"/>
+        </w:rPr>
+      </w:pPr>
     </w:p>
     <w:p>
       <w:pPr>
@@ -1215,8 +1191,32 @@
           <w:rFonts w:ascii="Times New Roman" w:eastAsia="Times New Roman" w:hAnsi="Times New Roman" w:cs="Times New Roman"/>
           <w:sz w:val="28"/>
           <w:szCs w:val="28"/>
-        </w:rPr>
-      </w:pPr>
+          <w:lang w:val="en-US"/>
+        </w:rPr>
+      </w:pPr>
+    </w:p>
+    <w:p>
+      <w:pPr>
+        <w:spacing w:after="0" w:line="240" w:lineRule="auto"/>
+        <w:jc w:val="center"/>
+        <w:rPr>
+          <w:rFonts w:ascii="Times New Roman" w:eastAsiaTheme="minorHAnsi" w:hAnsi="Times New Roman" w:cs="Times New Roman"/>
+          <w:b/>
+          <w:sz w:val="28"/>
+          <w:szCs w:val="28"/>
+          <w:lang w:eastAsia="en-US"/>
+        </w:rPr>
+      </w:pPr>
+      <w:r>
+        <w:rPr>
+          <w:rFonts w:ascii="Times New Roman" w:eastAsiaTheme="minorHAnsi" w:hAnsi="Times New Roman" w:cs="Times New Roman"/>
+          <w:b/>
+          <w:sz w:val="28"/>
+          <w:szCs w:val="28"/>
+          <w:lang w:eastAsia="en-US"/>
+        </w:rPr>
+        <w:t>Теоретический материал</w:t>
+      </w:r>
     </w:p>
     <w:p>
       <w:pPr>
@@ -2089,7 +2089,6 @@
           <w:rFonts w:ascii="Times New Roman" w:hAnsi="Times New Roman" w:cs="Times New Roman"/>
           <w:sz w:val="28"/>
           <w:szCs w:val="28"/>
-          <w:lang w:val="en-US"/>
         </w:rPr>
       </w:pPr>
       <w:r>
@@ -2158,6 +2157,7 @@
           <w:b/>
           <w:sz w:val="32"/>
           <w:szCs w:val="32"/>
+          <w:lang w:val="en-US"/>
         </w:rPr>
       </w:pPr>
     </w:p>
@@ -2170,6 +2170,7 @@
           <w:b/>
           <w:sz w:val="32"/>
           <w:szCs w:val="32"/>
+          <w:lang w:val="en-US"/>
         </w:rPr>
       </w:pPr>
     </w:p>
@@ -2182,7 +2183,6 @@
           <w:b/>
           <w:sz w:val="28"/>
           <w:szCs w:val="28"/>
-          <w:lang w:val="en-US"/>
         </w:rPr>
       </w:pPr>
       <w:r>
@@ -2201,7 +2201,6 @@
           <w:b/>
           <w:sz w:val="28"/>
           <w:szCs w:val="28"/>
-          <w:lang w:val="en-US"/>
         </w:rPr>
         <w:t>2</w:t>
       </w:r>
@@ -2313,7 +2312,6 @@
           <w:rFonts w:ascii="Times New Roman" w:hAnsi="Times New Roman" w:cs="Times New Roman"/>
           <w:sz w:val="32"/>
           <w:szCs w:val="32"/>
-          <w:lang w:val="en-US"/>
         </w:rPr>
       </w:pPr>
       <w:r>
@@ -3678,107 +3676,10 @@
         <w:jc w:val="center"/>
         <w:rPr>
           <w:rFonts w:ascii="Times New Roman" w:hAnsi="Times New Roman" w:cs="Times New Roman"/>
-          <w:b/>
           <w:sz w:val="32"/>
           <w:szCs w:val="32"/>
         </w:rPr>
       </w:pPr>
-    </w:p>
-    <w:p>
-      <w:pPr>
-        <w:spacing w:after="0" w:line="240" w:lineRule="auto"/>
-        <w:jc w:val="center"/>
-        <w:rPr>
-          <w:rFonts w:ascii="Times New Roman" w:hAnsi="Times New Roman" w:cs="Times New Roman"/>
-          <w:b/>
-          <w:sz w:val="28"/>
-          <w:szCs w:val="28"/>
-          <w:lang w:val="en-US"/>
-        </w:rPr>
-      </w:pPr>
-      <w:r>
-        <w:rPr>
-          <w:rFonts w:ascii="Times New Roman" w:hAnsi="Times New Roman" w:cs="Times New Roman"/>
-          <w:b/>
-          <w:sz w:val="28"/>
-          <w:szCs w:val="28"/>
-        </w:rPr>
-        <w:t xml:space="preserve">Задание </w:t>
-      </w:r>
-      <w:r>
-        <w:rPr>
-          <w:rFonts w:ascii="Times New Roman" w:hAnsi="Times New Roman" w:cs="Times New Roman"/>
-          <w:b/>
-          <w:sz w:val="28"/>
-          <w:szCs w:val="28"/>
-          <w:lang w:val="en-US"/>
-        </w:rPr>
-        <w:t>3</w:t>
-      </w:r>
-    </w:p>
-    <w:p>
-      <w:pPr>
-        <w:spacing w:after="0" w:line="240" w:lineRule="auto"/>
-        <w:jc w:val="both"/>
-        <w:rPr>
-          <w:rFonts w:ascii="Times New Roman" w:hAnsi="Times New Roman" w:cs="Times New Roman"/>
-          <w:sz w:val="32"/>
-          <w:szCs w:val="32"/>
-        </w:rPr>
-      </w:pPr>
-      <w:r>
-        <w:rPr>
-          <w:rFonts w:ascii="Times New Roman" w:hAnsi="Times New Roman" w:cs="Times New Roman"/>
-          <w:sz w:val="32"/>
-          <w:szCs w:val="32"/>
-        </w:rPr>
-        <w:t>Модифицируйте RACI-матрицу для процесса обновления существующей информационной системы добавив роли:</w:t>
-      </w:r>
-      <w:r>
-        <w:rPr>
-          <w:rFonts w:ascii="Times New Roman" w:hAnsi="Times New Roman" w:cs="Times New Roman"/>
-          <w:sz w:val="32"/>
-          <w:szCs w:val="32"/>
-        </w:rPr>
-        <w:t xml:space="preserve"> </w:t>
-      </w:r>
-      <w:r>
-        <w:rPr>
-          <w:rFonts w:ascii="Times New Roman" w:hAnsi="Times New Roman" w:cs="Times New Roman"/>
-          <w:b/>
-          <w:sz w:val="32"/>
-          <w:szCs w:val="32"/>
-        </w:rPr>
-        <w:t>Специалист по обучению; Системный администратор</w:t>
-      </w:r>
-    </w:p>
-    <w:p>
-      <w:pPr>
-        <w:spacing w:after="0" w:line="240" w:lineRule="auto"/>
-        <w:jc w:val="both"/>
-        <w:rPr>
-          <w:rFonts w:ascii="Times New Roman" w:hAnsi="Times New Roman" w:cs="Times New Roman"/>
-          <w:sz w:val="32"/>
-          <w:szCs w:val="32"/>
-        </w:rPr>
-      </w:pPr>
-      <w:r>
-        <w:rPr>
-          <w:rFonts w:ascii="Times New Roman" w:hAnsi="Times New Roman" w:cs="Times New Roman"/>
-          <w:sz w:val="32"/>
-          <w:szCs w:val="32"/>
-        </w:rPr>
-        <w:t xml:space="preserve">и процессы: </w:t>
-      </w:r>
-      <w:r>
-        <w:rPr>
-          <w:rFonts w:ascii="Times New Roman" w:hAnsi="Times New Roman" w:cs="Times New Roman"/>
-          <w:b/>
-          <w:sz w:val="32"/>
-          <w:szCs w:val="32"/>
-        </w:rPr>
-        <w:t>Оценка текущего состояния; Планирование обновления; Миграция данных; Обучение пользователей</w:t>
-      </w:r>
     </w:p>
     <w:sectPr>
       <w:pgSz w:w="11906" w:h="16838"/>
